--- a/docs/v2/out/DataCycle_Technical_Documentation.docx
+++ b/docs/v2/out/DataCycle_Technical_Documentation.docx
@@ -16427,6 +16427,551 @@
           <w:szCs w:val="20"/>
         </w:rPr>
         <w:t xml:space="preserve">└── docs/</w:t>
+      </w:r>
+    </w:p>
+    <w:p>
+      <w:r>
+        <w:br w:type="page"/>
+      </w:r>
+    </w:p>
+    <w:p>
+      <w:pPr>
+        <w:pStyle w:val="Heading1"/>
+        <w:spacing w:after="240" w:before="480"/>
+      </w:pPr>
+      <w:r>
+        <w:rPr>
+          <w:b/>
+          <w:bCs/>
+          <w:color w:val="111827"/>
+          <w:sz w:val="36"/>
+          <w:szCs w:val="36"/>
+        </w:rPr>
+        <w:t xml:space="preserve">19 · AI Tools Usage</w:t>
+      </w:r>
+    </w:p>
+    <w:p>
+      <w:pPr>
+        <w:spacing w:after="140"/>
+      </w:pPr>
+      <w:r>
+        <w:rPr>
+          <w:sz w:val="22"/>
+          <w:szCs w:val="22"/>
+        </w:rPr>
+        <w:t xml:space="preserve">Generative AI was used as a drafting and pair-programming aid during the project. No AI tool is considered an author. All architecture decisions, KNIME workflow design, Power BI dashboards (including Row-Level Security), VM deployment, and end-to-end testing were performed by the author.</w:t>
+      </w:r>
+    </w:p>
+    <w:p>
+      <w:pPr>
+        <w:pStyle w:val="Heading2"/>
+        <w:spacing w:after="180" w:before="360"/>
+      </w:pPr>
+      <w:r>
+        <w:rPr>
+          <w:b/>
+          <w:bCs/>
+          <w:color w:val="2E5BFF"/>
+          <w:sz w:val="28"/>
+          <w:szCs w:val="28"/>
+        </w:rPr>
+        <w:t xml:space="preserve">19.1 Tools Used</w:t>
+      </w:r>
+    </w:p>
+    <w:tbl>
+      <w:tblPr>
+        <w:tblW w:type="dxa" w:w="9360"/>
+        <w:tblBorders>
+          <w:top w:val="single" w:color="auto" w:sz="4"/>
+          <w:left w:val="single" w:color="auto" w:sz="4"/>
+          <w:bottom w:val="single" w:color="auto" w:sz="4"/>
+          <w:right w:val="single" w:color="auto" w:sz="4"/>
+          <w:insideH w:val="single" w:color="auto" w:sz="4"/>
+          <w:insideV w:val="single" w:color="auto" w:sz="4"/>
+        </w:tblBorders>
+      </w:tblPr>
+      <w:tblGrid>
+        <w:gridCol w:w="4680"/>
+        <w:gridCol w:w="4680"/>
+      </w:tblGrid>
+      <w:tr>
+        <w:tc>
+          <w:tcPr>
+            <w:tcW w:type="dxa" w:w="4680"/>
+            <w:tcBorders>
+              <w:top w:val="single" w:color="D1D5DB" w:sz="1"/>
+              <w:left w:val="single" w:color="D1D5DB" w:sz="1"/>
+              <w:bottom w:val="single" w:color="D1D5DB" w:sz="1"/>
+              <w:right w:val="single" w:color="D1D5DB" w:sz="1"/>
+            </w:tcBorders>
+            <w:shd w:fill="F3F4F6" w:val="clear"/>
+            <w:tcMar>
+              <w:top w:type="dxa" w:w="100"/>
+              <w:left w:type="dxa" w:w="140"/>
+              <w:bottom w:type="dxa" w:w="100"/>
+              <w:right w:type="dxa" w:w="140"/>
+            </w:tcMar>
+          </w:tcPr>
+          <w:p>
+            <w:r>
+              <w:rPr>
+                <w:b/>
+                <w:bCs/>
+                <w:sz w:val="20"/>
+                <w:szCs w:val="20"/>
+              </w:rPr>
+              <w:t xml:space="preserve">AI Tool</w:t>
+            </w:r>
+          </w:p>
+        </w:tc>
+        <w:tc>
+          <w:tcPr>
+            <w:tcW w:type="dxa" w:w="4680"/>
+            <w:tcBorders>
+              <w:top w:val="single" w:color="D1D5DB" w:sz="1"/>
+              <w:left w:val="single" w:color="D1D5DB" w:sz="1"/>
+              <w:bottom w:val="single" w:color="D1D5DB" w:sz="1"/>
+              <w:right w:val="single" w:color="D1D5DB" w:sz="1"/>
+            </w:tcBorders>
+            <w:shd w:fill="F3F4F6" w:val="clear"/>
+            <w:tcMar>
+              <w:top w:type="dxa" w:w="100"/>
+              <w:left w:type="dxa" w:w="140"/>
+              <w:bottom w:type="dxa" w:w="100"/>
+              <w:right w:type="dxa" w:w="140"/>
+            </w:tcMar>
+          </w:tcPr>
+          <w:p>
+            <w:r>
+              <w:rPr>
+                <w:b/>
+                <w:bCs/>
+                <w:sz w:val="20"/>
+                <w:szCs w:val="20"/>
+              </w:rPr>
+              <w:t xml:space="preserve">Provider</w:t>
+            </w:r>
+          </w:p>
+        </w:tc>
+      </w:tr>
+      <w:tr>
+        <w:tc>
+          <w:tcPr>
+            <w:tcW w:type="dxa" w:w="4680"/>
+            <w:tcBorders>
+              <w:top w:val="single" w:color="D1D5DB" w:sz="1"/>
+              <w:left w:val="single" w:color="D1D5DB" w:sz="1"/>
+              <w:bottom w:val="single" w:color="D1D5DB" w:sz="1"/>
+              <w:right w:val="single" w:color="D1D5DB" w:sz="1"/>
+            </w:tcBorders>
+            <w:tcMar>
+              <w:top w:type="dxa" w:w="100"/>
+              <w:left w:type="dxa" w:w="140"/>
+              <w:bottom w:type="dxa" w:w="100"/>
+              <w:right w:type="dxa" w:w="140"/>
+            </w:tcMar>
+          </w:tcPr>
+          <w:p>
+            <w:r>
+              <w:rPr>
+                <w:sz w:val="20"/>
+                <w:szCs w:val="20"/>
+              </w:rPr>
+              <w:t xml:space="preserve">Claude Sonnet 4.6 (via Claude Code CLI)</w:t>
+            </w:r>
+          </w:p>
+        </w:tc>
+        <w:tc>
+          <w:tcPr>
+            <w:tcW w:type="dxa" w:w="4680"/>
+            <w:tcBorders>
+              <w:top w:val="single" w:color="D1D5DB" w:sz="1"/>
+              <w:left w:val="single" w:color="D1D5DB" w:sz="1"/>
+              <w:bottom w:val="single" w:color="D1D5DB" w:sz="1"/>
+              <w:right w:val="single" w:color="D1D5DB" w:sz="1"/>
+            </w:tcBorders>
+            <w:tcMar>
+              <w:top w:type="dxa" w:w="100"/>
+              <w:left w:type="dxa" w:w="140"/>
+              <w:bottom w:type="dxa" w:w="100"/>
+              <w:right w:type="dxa" w:w="140"/>
+            </w:tcMar>
+          </w:tcPr>
+          <w:p>
+            <w:r>
+              <w:rPr>
+                <w:sz w:val="20"/>
+                <w:szCs w:val="20"/>
+              </w:rPr>
+              <w:t xml:space="preserve">Anthropic</w:t>
+            </w:r>
+          </w:p>
+        </w:tc>
+      </w:tr>
+    </w:tbl>
+    <w:p>
+      <w:pPr>
+        <w:pStyle w:val="Heading2"/>
+        <w:spacing w:after="180" w:before="360"/>
+      </w:pPr>
+      <w:r>
+        <w:rPr>
+          <w:b/>
+          <w:bCs/>
+          <w:color w:val="2E5BFF"/>
+          <w:sz w:val="28"/>
+          <w:szCs w:val="28"/>
+        </w:rPr>
+        <w:t xml:space="preserve">19.2 Scope of Assistance</w:t>
+      </w:r>
+    </w:p>
+    <w:tbl>
+      <w:tblPr>
+        <w:tblW w:type="dxa" w:w="9360"/>
+        <w:tblBorders>
+          <w:top w:val="single" w:color="auto" w:sz="4"/>
+          <w:left w:val="single" w:color="auto" w:sz="4"/>
+          <w:bottom w:val="single" w:color="auto" w:sz="4"/>
+          <w:right w:val="single" w:color="auto" w:sz="4"/>
+          <w:insideH w:val="single" w:color="auto" w:sz="4"/>
+          <w:insideV w:val="single" w:color="auto" w:sz="4"/>
+        </w:tblBorders>
+      </w:tblPr>
+      <w:tblGrid>
+        <w:gridCol w:w="3000"/>
+        <w:gridCol w:w="6360"/>
+      </w:tblGrid>
+      <w:tr>
+        <w:tc>
+          <w:tcPr>
+            <w:tcW w:type="dxa" w:w="3000"/>
+            <w:tcBorders>
+              <w:top w:val="single" w:color="D1D5DB" w:sz="1"/>
+              <w:left w:val="single" w:color="D1D5DB" w:sz="1"/>
+              <w:bottom w:val="single" w:color="D1D5DB" w:sz="1"/>
+              <w:right w:val="single" w:color="D1D5DB" w:sz="1"/>
+            </w:tcBorders>
+            <w:shd w:fill="F3F4F6" w:val="clear"/>
+            <w:tcMar>
+              <w:top w:type="dxa" w:w="100"/>
+              <w:left w:type="dxa" w:w="140"/>
+              <w:bottom w:type="dxa" w:w="100"/>
+              <w:right w:type="dxa" w:w="140"/>
+            </w:tcMar>
+          </w:tcPr>
+          <w:p>
+            <w:r>
+              <w:rPr>
+                <w:b/>
+                <w:bCs/>
+                <w:sz w:val="20"/>
+                <w:szCs w:val="20"/>
+              </w:rPr>
+              <w:t xml:space="preserve">Area</w:t>
+            </w:r>
+          </w:p>
+        </w:tc>
+        <w:tc>
+          <w:tcPr>
+            <w:tcW w:type="dxa" w:w="6360"/>
+            <w:tcBorders>
+              <w:top w:val="single" w:color="D1D5DB" w:sz="1"/>
+              <w:left w:val="single" w:color="D1D5DB" w:sz="1"/>
+              <w:bottom w:val="single" w:color="D1D5DB" w:sz="1"/>
+              <w:right w:val="single" w:color="D1D5DB" w:sz="1"/>
+            </w:tcBorders>
+            <w:shd w:fill="F3F4F6" w:val="clear"/>
+            <w:tcMar>
+              <w:top w:type="dxa" w:w="100"/>
+              <w:left w:type="dxa" w:w="140"/>
+              <w:bottom w:type="dxa" w:w="100"/>
+              <w:right w:type="dxa" w:w="140"/>
+            </w:tcMar>
+          </w:tcPr>
+          <w:p>
+            <w:r>
+              <w:rPr>
+                <w:b/>
+                <w:bCs/>
+                <w:sz w:val="20"/>
+                <w:szCs w:val="20"/>
+              </w:rPr>
+              <w:t xml:space="preserve">How AI Was Used</w:t>
+            </w:r>
+          </w:p>
+        </w:tc>
+      </w:tr>
+      <w:tr>
+        <w:tc>
+          <w:tcPr>
+            <w:tcW w:type="dxa" w:w="3000"/>
+            <w:tcBorders>
+              <w:top w:val="single" w:color="D1D5DB" w:sz="1"/>
+              <w:left w:val="single" w:color="D1D5DB" w:sz="1"/>
+              <w:bottom w:val="single" w:color="D1D5DB" w:sz="1"/>
+              <w:right w:val="single" w:color="D1D5DB" w:sz="1"/>
+            </w:tcBorders>
+            <w:tcMar>
+              <w:top w:type="dxa" w:w="100"/>
+              <w:left w:type="dxa" w:w="140"/>
+              <w:bottom w:type="dxa" w:w="100"/>
+              <w:right w:type="dxa" w:w="140"/>
+            </w:tcMar>
+          </w:tcPr>
+          <w:p>
+            <w:r>
+              <w:rPr>
+                <w:sz w:val="20"/>
+                <w:szCs w:val="20"/>
+              </w:rPr>
+              <w:t xml:space="preserve">Documentation</w:t>
+            </w:r>
+          </w:p>
+        </w:tc>
+        <w:tc>
+          <w:tcPr>
+            <w:tcW w:type="dxa" w:w="6360"/>
+            <w:tcBorders>
+              <w:top w:val="single" w:color="D1D5DB" w:sz="1"/>
+              <w:left w:val="single" w:color="D1D5DB" w:sz="1"/>
+              <w:bottom w:val="single" w:color="D1D5DB" w:sz="1"/>
+              <w:right w:val="single" w:color="D1D5DB" w:sz="1"/>
+            </w:tcBorders>
+            <w:tcMar>
+              <w:top w:type="dxa" w:w="100"/>
+              <w:left w:type="dxa" w:w="140"/>
+              <w:bottom w:type="dxa" w:w="100"/>
+              <w:right w:type="dxa" w:w="140"/>
+            </w:tcMar>
+          </w:tcPr>
+          <w:p>
+            <w:r>
+              <w:rPr>
+                <w:sz w:val="20"/>
+                <w:szCs w:val="20"/>
+              </w:rPr>
+              <w:t xml:space="preserve">Drafted sections from the author's notes; edited by the author</w:t>
+            </w:r>
+          </w:p>
+        </w:tc>
+      </w:tr>
+      <w:tr>
+        <w:tc>
+          <w:tcPr>
+            <w:tcW w:type="dxa" w:w="3000"/>
+            <w:tcBorders>
+              <w:top w:val="single" w:color="D1D5DB" w:sz="1"/>
+              <w:left w:val="single" w:color="D1D5DB" w:sz="1"/>
+              <w:bottom w:val="single" w:color="D1D5DB" w:sz="1"/>
+              <w:right w:val="single" w:color="D1D5DB" w:sz="1"/>
+            </w:tcBorders>
+            <w:tcMar>
+              <w:top w:type="dxa" w:w="100"/>
+              <w:left w:type="dxa" w:w="140"/>
+              <w:bottom w:type="dxa" w:w="100"/>
+              <w:right w:type="dxa" w:w="140"/>
+            </w:tcMar>
+          </w:tcPr>
+          <w:p>
+            <w:r>
+              <w:rPr>
+                <w:sz w:val="20"/>
+                <w:szCs w:val="20"/>
+              </w:rPr>
+              <w:t xml:space="preserve">Python boilerplate</w:t>
+            </w:r>
+          </w:p>
+        </w:tc>
+        <w:tc>
+          <w:tcPr>
+            <w:tcW w:type="dxa" w:w="6360"/>
+            <w:tcBorders>
+              <w:top w:val="single" w:color="D1D5DB" w:sz="1"/>
+              <w:left w:val="single" w:color="D1D5DB" w:sz="1"/>
+              <w:bottom w:val="single" w:color="D1D5DB" w:sz="1"/>
+              <w:right w:val="single" w:color="D1D5DB" w:sz="1"/>
+            </w:tcBorders>
+            <w:tcMar>
+              <w:top w:type="dxa" w:w="100"/>
+              <w:left w:type="dxa" w:w="140"/>
+              <w:bottom w:type="dxa" w:w="100"/>
+              <w:right w:type="dxa" w:w="140"/>
+            </w:tcMar>
+          </w:tcPr>
+          <w:p>
+            <w:r>
+              <w:rPr>
+                <w:sz w:val="20"/>
+                <w:szCs w:val="20"/>
+              </w:rPr>
+              <w:t xml:space="preserve">Initial drafts for ETL scripts, watcher loop, admin pane scaffolding</w:t>
+            </w:r>
+          </w:p>
+        </w:tc>
+      </w:tr>
+      <w:tr>
+        <w:tc>
+          <w:tcPr>
+            <w:tcW w:type="dxa" w:w="3000"/>
+            <w:tcBorders>
+              <w:top w:val="single" w:color="D1D5DB" w:sz="1"/>
+              <w:left w:val="single" w:color="D1D5DB" w:sz="1"/>
+              <w:bottom w:val="single" w:color="D1D5DB" w:sz="1"/>
+              <w:right w:val="single" w:color="D1D5DB" w:sz="1"/>
+            </w:tcBorders>
+            <w:tcMar>
+              <w:top w:type="dxa" w:w="100"/>
+              <w:left w:type="dxa" w:w="140"/>
+              <w:bottom w:type="dxa" w:w="100"/>
+              <w:right w:type="dxa" w:w="140"/>
+            </w:tcMar>
+          </w:tcPr>
+          <w:p>
+            <w:r>
+              <w:rPr>
+                <w:sz w:val="20"/>
+                <w:szCs w:val="20"/>
+              </w:rPr>
+              <w:t xml:space="preserve">Debugging</w:t>
+            </w:r>
+          </w:p>
+        </w:tc>
+        <w:tc>
+          <w:tcPr>
+            <w:tcW w:type="dxa" w:w="6360"/>
+            <w:tcBorders>
+              <w:top w:val="single" w:color="D1D5DB" w:sz="1"/>
+              <w:left w:val="single" w:color="D1D5DB" w:sz="1"/>
+              <w:bottom w:val="single" w:color="D1D5DB" w:sz="1"/>
+              <w:right w:val="single" w:color="D1D5DB" w:sz="1"/>
+            </w:tcBorders>
+            <w:tcMar>
+              <w:top w:type="dxa" w:w="100"/>
+              <w:left w:type="dxa" w:w="140"/>
+              <w:bottom w:type="dxa" w:w="100"/>
+              <w:right w:type="dxa" w:w="140"/>
+            </w:tcMar>
+          </w:tcPr>
+          <w:p>
+            <w:r>
+              <w:rPr>
+                <w:sz w:val="20"/>
+                <w:szCs w:val="20"/>
+              </w:rPr>
+              <w:t xml:space="preserve">Suggested fixes during the KNIME credential-injection investigation</w:t>
+            </w:r>
+          </w:p>
+        </w:tc>
+      </w:tr>
+      <w:tr>
+        <w:tc>
+          <w:tcPr>
+            <w:tcW w:type="dxa" w:w="3000"/>
+            <w:tcBorders>
+              <w:top w:val="single" w:color="D1D5DB" w:sz="1"/>
+              <w:left w:val="single" w:color="D1D5DB" w:sz="1"/>
+              <w:bottom w:val="single" w:color="D1D5DB" w:sz="1"/>
+              <w:right w:val="single" w:color="D1D5DB" w:sz="1"/>
+            </w:tcBorders>
+            <w:tcMar>
+              <w:top w:type="dxa" w:w="100"/>
+              <w:left w:type="dxa" w:w="140"/>
+              <w:bottom w:type="dxa" w:w="100"/>
+              <w:right w:type="dxa" w:w="140"/>
+            </w:tcMar>
+          </w:tcPr>
+          <w:p>
+            <w:r>
+              <w:rPr>
+                <w:sz w:val="20"/>
+                <w:szCs w:val="20"/>
+              </w:rPr>
+              <w:t xml:space="preserve">Language</w:t>
+            </w:r>
+          </w:p>
+        </w:tc>
+        <w:tc>
+          <w:tcPr>
+            <w:tcW w:type="dxa" w:w="6360"/>
+            <w:tcBorders>
+              <w:top w:val="single" w:color="D1D5DB" w:sz="1"/>
+              <w:left w:val="single" w:color="D1D5DB" w:sz="1"/>
+              <w:bottom w:val="single" w:color="D1D5DB" w:sz="1"/>
+              <w:right w:val="single" w:color="D1D5DB" w:sz="1"/>
+            </w:tcBorders>
+            <w:tcMar>
+              <w:top w:type="dxa" w:w="100"/>
+              <w:left w:type="dxa" w:w="140"/>
+              <w:bottom w:type="dxa" w:w="100"/>
+              <w:right w:type="dxa" w:w="140"/>
+            </w:tcMar>
+          </w:tcPr>
+          <w:p>
+            <w:r>
+              <w:rPr>
+                <w:sz w:val="20"/>
+                <w:szCs w:val="20"/>
+              </w:rPr>
+              <w:t xml:space="preserve">Grammar and consistency passes</w:t>
+            </w:r>
+          </w:p>
+        </w:tc>
+      </w:tr>
+    </w:tbl>
+    <w:p>
+      <w:pPr>
+        <w:pStyle w:val="Heading2"/>
+        <w:spacing w:after="180" w:before="360"/>
+      </w:pPr>
+      <w:r>
+        <w:rPr>
+          <w:b/>
+          <w:bCs/>
+          <w:color w:val="2E5BFF"/>
+          <w:sz w:val="28"/>
+          <w:szCs w:val="28"/>
+        </w:rPr>
+        <w:t xml:space="preserve">19.3 Manual Verification</w:t>
+      </w:r>
+    </w:p>
+    <w:p>
+      <w:pPr>
+        <w:spacing w:after="140"/>
+      </w:pPr>
+      <w:r>
+        <w:rPr>
+          <w:sz w:val="22"/>
+          <w:szCs w:val="22"/>
+        </w:rPr>
+        <w:t xml:space="preserve">Every script was executed on the project VM and verified against expected outputs. The 79 359 ML prediction rows in gold.fact_prediction_* (66 186 consumption + 13 173 motion), the working install wizard, and the live KNIME workflows are direct evidence of the author's testing and integration work.</w:t>
+      </w:r>
+    </w:p>
+    <w:p>
+      <w:pPr>
+        <w:pStyle w:val="Heading2"/>
+        <w:spacing w:after="180" w:before="360"/>
+      </w:pPr>
+      <w:r>
+        <w:rPr>
+          <w:b/>
+          <w:bCs/>
+          <w:color w:val="2E5BFF"/>
+          <w:sz w:val="28"/>
+          <w:szCs w:val="28"/>
+        </w:rPr>
+        <w:t xml:space="preserve">19.4 Accountability Statement</w:t>
+      </w:r>
+    </w:p>
+    <w:p>
+      <w:pPr>
+        <w:spacing w:after="140"/>
+      </w:pPr>
+      <w:r>
+        <w:rPr>
+          <w:sz w:val="22"/>
+          <w:szCs w:val="22"/>
+        </w:rPr>
+        <w:t xml:space="preserve">The author retains full responsibility for the content of this report and for the design, implementation, and validation of the DataCycle Domotic platform. AI tools were used exclusively as support; all AI-assisted outputs were reviewed, corrected, and edited where necessary.</w:t>
       </w:r>
     </w:p>
     <w:p>

--- a/docs/v2/out/DataCycle_Technical_Documentation.docx
+++ b/docs/v2/out/DataCycle_Technical_Documentation.docx
@@ -16459,7 +16459,7 @@
           <w:sz w:val="22"/>
           <w:szCs w:val="22"/>
         </w:rPr>
-        <w:t xml:space="preserve">Generative AI was used as a drafting and pair-programming aid during the project. No AI tool is considered an author. All architecture decisions, KNIME workflow design, Power BI dashboards (including Row-Level Security), VM deployment, and end-to-end testing were performed by the author.</w:t>
+        <w:t xml:space="preserve">Generative AI was used as a drafting and pair-programming aid during the project. No AI tool is considered an author. All architecture decisions, KNIME workflow design, Power BI dashboards (including Row-Level Security), VM deployment, and end-to-end testing were performed by the authors.</w:t>
       </w:r>
     </w:p>
     <w:p>
@@ -16750,7 +16750,7 @@
                 <w:sz w:val="20"/>
                 <w:szCs w:val="20"/>
               </w:rPr>
-              <w:t xml:space="preserve">Drafted sections from the author's notes; edited by the author</w:t>
+              <w:t xml:space="preserve">Drafted sections from the authors' notes; edited by the authors</w:t>
             </w:r>
           </w:p>
         </w:tc>
@@ -16805,6 +16805,114 @@
                 <w:szCs w:val="20"/>
               </w:rPr>
               <w:t xml:space="preserve">Initial drafts for ETL scripts, watcher loop, admin pane scaffolding</w:t>
+            </w:r>
+          </w:p>
+        </w:tc>
+      </w:tr>
+      <w:tr>
+        <w:tc>
+          <w:tcPr>
+            <w:tcW w:type="dxa" w:w="3000"/>
+            <w:tcBorders>
+              <w:top w:val="single" w:color="D1D5DB" w:sz="1"/>
+              <w:left w:val="single" w:color="D1D5DB" w:sz="1"/>
+              <w:bottom w:val="single" w:color="D1D5DB" w:sz="1"/>
+              <w:right w:val="single" w:color="D1D5DB" w:sz="1"/>
+            </w:tcBorders>
+            <w:tcMar>
+              <w:top w:type="dxa" w:w="100"/>
+              <w:left w:type="dxa" w:w="140"/>
+              <w:bottom w:type="dxa" w:w="100"/>
+              <w:right w:type="dxa" w:w="140"/>
+            </w:tcMar>
+          </w:tcPr>
+          <w:p>
+            <w:r>
+              <w:rPr>
+                <w:sz w:val="20"/>
+                <w:szCs w:val="20"/>
+              </w:rPr>
+              <w:t xml:space="preserve">Inline code comments</w:t>
+            </w:r>
+          </w:p>
+        </w:tc>
+        <w:tc>
+          <w:tcPr>
+            <w:tcW w:type="dxa" w:w="6360"/>
+            <w:tcBorders>
+              <w:top w:val="single" w:color="D1D5DB" w:sz="1"/>
+              <w:left w:val="single" w:color="D1D5DB" w:sz="1"/>
+              <w:bottom w:val="single" w:color="D1D5DB" w:sz="1"/>
+              <w:right w:val="single" w:color="D1D5DB" w:sz="1"/>
+            </w:tcBorders>
+            <w:tcMar>
+              <w:top w:type="dxa" w:w="100"/>
+              <w:left w:type="dxa" w:w="140"/>
+              <w:bottom w:type="dxa" w:w="100"/>
+              <w:right w:type="dxa" w:w="140"/>
+            </w:tcMar>
+          </w:tcPr>
+          <w:p>
+            <w:r>
+              <w:rPr>
+                <w:sz w:val="20"/>
+                <w:szCs w:val="20"/>
+              </w:rPr>
+              <w:t xml:space="preserve">Drafted docstrings and explanatory comments inside the scripts</w:t>
+            </w:r>
+          </w:p>
+        </w:tc>
+      </w:tr>
+      <w:tr>
+        <w:tc>
+          <w:tcPr>
+            <w:tcW w:type="dxa" w:w="3000"/>
+            <w:tcBorders>
+              <w:top w:val="single" w:color="D1D5DB" w:sz="1"/>
+              <w:left w:val="single" w:color="D1D5DB" w:sz="1"/>
+              <w:bottom w:val="single" w:color="D1D5DB" w:sz="1"/>
+              <w:right w:val="single" w:color="D1D5DB" w:sz="1"/>
+            </w:tcBorders>
+            <w:tcMar>
+              <w:top w:type="dxa" w:w="100"/>
+              <w:left w:type="dxa" w:w="140"/>
+              <w:bottom w:type="dxa" w:w="100"/>
+              <w:right w:type="dxa" w:w="140"/>
+            </w:tcMar>
+          </w:tcPr>
+          <w:p>
+            <w:r>
+              <w:rPr>
+                <w:sz w:val="20"/>
+                <w:szCs w:val="20"/>
+              </w:rPr>
+              <w:t xml:space="preserve">Log messages</w:t>
+            </w:r>
+          </w:p>
+        </w:tc>
+        <w:tc>
+          <w:tcPr>
+            <w:tcW w:type="dxa" w:w="6360"/>
+            <w:tcBorders>
+              <w:top w:val="single" w:color="D1D5DB" w:sz="1"/>
+              <w:left w:val="single" w:color="D1D5DB" w:sz="1"/>
+              <w:bottom w:val="single" w:color="D1D5DB" w:sz="1"/>
+              <w:right w:val="single" w:color="D1D5DB" w:sz="1"/>
+            </w:tcBorders>
+            <w:tcMar>
+              <w:top w:type="dxa" w:w="100"/>
+              <w:left w:type="dxa" w:w="140"/>
+              <w:bottom w:type="dxa" w:w="100"/>
+              <w:right w:type="dxa" w:w="140"/>
+            </w:tcMar>
+          </w:tcPr>
+          <w:p>
+            <w:r>
+              <w:rPr>
+                <w:sz w:val="20"/>
+                <w:szCs w:val="20"/>
+              </w:rPr>
+              <w:t xml:space="preserve">Wording of progress lines, warnings, and error messages emitted by the pipeline</w:t>
             </w:r>
           </w:p>
         </w:tc>
@@ -16943,7 +17051,7 @@
           <w:sz w:val="22"/>
           <w:szCs w:val="22"/>
         </w:rPr>
-        <w:t xml:space="preserve">Every script was executed on the project VM and verified against expected outputs. The 79 359 ML prediction rows in gold.fact_prediction_* (66 186 consumption + 13 173 motion), the working install wizard, and the live KNIME workflows are direct evidence of the author's testing and integration work.</w:t>
+        <w:t xml:space="preserve">Every script was executed on the project VM and verified against expected outputs. The 79 359 ML prediction rows in gold.fact_prediction_* (66 186 consumption + 13 173 motion), the working install wizard, and the live KNIME workflows are direct evidence of the authors' testing and integration work.</w:t>
       </w:r>
     </w:p>
     <w:p>
@@ -16971,7 +17079,7 @@
           <w:sz w:val="22"/>
           <w:szCs w:val="22"/>
         </w:rPr>
-        <w:t xml:space="preserve">The author retains full responsibility for the content of this report and for the design, implementation, and validation of the DataCycle Domotic platform. AI tools were used exclusively as support; all AI-assisted outputs were reviewed, corrected, and edited where necessary.</w:t>
+        <w:t xml:space="preserve">The authors retain full responsibility for the content of this report and for the design, implementation, and validation of the DataCycle Domotic platform. AI tools were used exclusively as support; all AI-assisted outputs were reviewed, corrected, and edited where necessary.</w:t>
       </w:r>
     </w:p>
     <w:p>
